--- a/policies/build/sop_record_masters/ROM/SOP_ROM.3.d_measurable_service_standards.docx
+++ b/policies/build/sop_record_masters/ROM/SOP_ROM.3.d_measurable_service_standards.docx
@@ -42,7 +42,7 @@
           </w:p>
           <w:p>
             <w:r>
-              <w:t>This SOP explains how «Hospital Name» defines and monitors measurable service standards. If you're new to this SOP: a standard only counts once it has a named indicator, a target, a data source and a monitoring frequency — a general statement of intent is not a measurable standard.</w:t>
+              <w:t>This SOP explains how «Hospital Name» defines and monitors measurable service standards, including what happens when the same standard keeps failing. If you're new to this SOP: a standard only counts once it has a named indicator, a target, a data source and a monitoring frequency, and a standard missed three cycles running goes to the governing body, not a fourth routine CAPA.</w:t>
             </w:r>
           </w:p>
         </w:tc>
@@ -208,7 +208,7 @@
     </w:p>
     <w:p>
       <w:r>
-        <w:t>This SOP sets out how «Hospital Name» documents service standards that are genuinely measurable — with an indicator, a target, a data source and a monitoring frequency — and monitors them, rather than stating a standard that can never actually be checked.</w:t>
+        <w:t>This SOP sets out how «Hospital Name» documents service standards that are genuinely measurable, monitors them, and escalates a standard that keeps missing its target instead of letting routine corrective action repeat itself indefinitely.</w:t>
       </w:r>
     </w:p>
     <w:p>
@@ -240,7 +240,7 @@
         <w:t xml:space="preserve">Quality Coordinator: </w:t>
       </w:r>
       <w:r>
-        <w:t>compiles service-standard data quarterly and presents it to the Medical Superintendent.</w:t>
+        <w:t>compiles service-standard data quarterly, presents it to the Medical Superintendent, and flags any standard missed for three consecutive cycles.</w:t>
       </w:r>
     </w:p>
     <w:p>
@@ -262,7 +262,7 @@
         <w:t xml:space="preserve">Medical Superintendent: </w:t>
       </w:r>
       <w:r>
-        <w:t>ensures standards that are not met trigger root-cause analysis and corrective action.</w:t>
+        <w:t>ensures standards that are not met trigger root-cause analysis and corrective action, and escalates a repeatedly-missed standard to the governing body.</w:t>
       </w:r>
     </w:p>
     <w:p>
@@ -362,6 +362,35 @@
     </w:p>
     <w:p>
       <w:pPr>
+        <w:pStyle w:val="Heading2"/>
+      </w:pPr>
+      <w:r>
+        <w:t>4.4 Escalate a standard missed repeatedly</w:t>
+      </w:r>
+    </w:p>
+    <w:p>
+      <w:r>
+        <w:rPr>
+          <w:b/>
+        </w:rPr>
+        <w:t xml:space="preserve">Why this step matters: </w:t>
+      </w:r>
+      <w:r>
+        <w:t>A standard that fails quarter after quarter, with a fresh root-cause analysis each time that never actually fixes it, isn't a monitoring problem any more — it's a structural one that routine CAPA at department level isn't equipped to solve.</w:t>
+      </w:r>
+    </w:p>
+    <w:p>
+      <w:r>
+        <w:t>1. A service standard missed for three consecutive monitoring cycles is escalated by the Quality Coordinator to the Medical Superintendent and the governing body for structural review, rather than a fourth routine CAPA.</w:t>
+      </w:r>
+    </w:p>
+    <w:p>
+      <w:r>
+        <w:t>2. The governing body's review considers whether the target itself, the resourcing behind it, or the process it measures needs to change. (Record 3)</w:t>
+      </w:r>
+    </w:p>
+    <w:p>
+      <w:pPr>
         <w:pStyle w:val="Heading1"/>
       </w:pPr>
       <w:r>
@@ -370,7 +399,7 @@
     </w:p>
     <w:p>
       <w:r>
-        <w:t>This SOP produces and maintains Records 1-2 (see the ROM.3 Records folder).</w:t>
+        <w:t>This SOP produces and maintains Records 1-3 (see the ROM.3 Records folder).</w:t>
       </w:r>
     </w:p>
     <w:p>
@@ -435,7 +464,7 @@
     </w:p>
     <w:p>
       <w:r>
-        <w:t>This SOP is reviewed at least annually by the Quality Coordinator together with the Medical Superintendent, and sooner if a service standard proves unmeasurable in practice.</w:t>
+        <w:t>This SOP is reviewed at least annually by the Quality Coordinator together with the Medical Superintendent, and sooner if a service standard proves unmeasurable in practice, or is escalated under the repeated-miss step.</w:t>
       </w:r>
     </w:p>
     <w:sectPr>

--- a/policies/build/sop_record_masters/ROM/SOP_ROM.3.d_measurable_service_standards.docx
+++ b/policies/build/sop_record_masters/ROM/SOP_ROM.3.d_measurable_service_standards.docx
@@ -332,6 +332,35 @@
       </w:r>
     </w:p>
     <w:p>
+      <w:r>
+        <w:rPr>
+          <w:b/>
+          <w:i/>
+        </w:rPr>
+        <w:t xml:space="preserve">Technical source(s) for this step: </w:t>
+      </w:r>
+    </w:p>
+    <w:p>
+      <w:pPr>
+        <w:pStyle w:val="ListParagraph"/>
+      </w:pPr>
+      <w:r>
+        <w:t xml:space="preserve">International Organization for Standardization. (2026). </w:t>
+      </w:r>
+      <w:hyperlink r:id="rId10">
+        <w:r>
+          <w:rPr>
+            <w:color w:val="0563C1"/>
+            <w:u w:val="single"/>
+          </w:rPr>
+          <w:t>ISO 9001:2026, Quality management systems — Requirements</w:t>
+        </w:r>
+      </w:hyperlink>
+      <w:r>
+        <w:t>, clause 9.1 (Monitoring, measurement, analysis and evaluation). Referenced as an external benchmark for how measured performance data should be compiled and reviewed; SHCO accreditation does not itself require ISO 9001 certification.</w:t>
+      </w:r>
+    </w:p>
+    <w:p>
       <w:pPr>
         <w:pStyle w:val="Heading2"/>
       </w:pPr>

--- a/policies/build/sop_record_masters/ROM/SOP_ROM.3.d_measurable_service_standards.docx
+++ b/policies/build/sop_record_masters/ROM/SOP_ROM.3.d_measurable_service_standards.docx
@@ -343,6 +343,7 @@
     <w:p>
       <w:pPr>
         <w:pStyle w:val="ListParagraph"/>
+        <w:spacing w:after="200" w:before="40"/>
       </w:pPr>
       <w:r>
         <w:t xml:space="preserve">International Organization for Standardization. (2026). </w:t>
@@ -466,6 +467,7 @@
     <w:p>
       <w:pPr>
         <w:pStyle w:val="ListParagraph"/>
+        <w:spacing w:after="200" w:before="40"/>
       </w:pPr>
       <w:r>
         <w:t xml:space="preserve">National Accreditation Board for Hospitals and Healthcare Providers. (2022). Standards for Small Healthcare Organisations (3rd ed.). </w:t>

--- a/policies/build/sop_record_masters/ROM/SOP_ROM.3.d_measurable_service_standards.docx
+++ b/policies/build/sop_record_masters/ROM/SOP_ROM.3.d_measurable_service_standards.docx
@@ -343,10 +343,11 @@
     <w:p>
       <w:pPr>
         <w:pStyle w:val="ListParagraph"/>
-        <w:spacing w:after="200" w:before="40"/>
+        <w:spacing w:after="240" w:before="80"/>
+        <w:contextualSpacing w:val="0"/>
       </w:pPr>
       <w:r>
-        <w:t xml:space="preserve">International Organization for Standardization. (2026). </w:t>
+        <w:t xml:space="preserve">• International Organization for Standardization. (2026). </w:t>
       </w:r>
       <w:hyperlink r:id="rId10">
         <w:r>
@@ -467,10 +468,11 @@
     <w:p>
       <w:pPr>
         <w:pStyle w:val="ListParagraph"/>
-        <w:spacing w:after="200" w:before="40"/>
+        <w:spacing w:after="240" w:before="80"/>
+        <w:contextualSpacing w:val="0"/>
       </w:pPr>
       <w:r>
-        <w:t xml:space="preserve">National Accreditation Board for Hospitals and Healthcare Providers. (2022). Standards for Small Healthcare Organisations (3rd ed.). </w:t>
+        <w:t xml:space="preserve">• National Accreditation Board for Hospitals and Healthcare Providers. (2022). Standards for Small Healthcare Organisations (3rd ed.). </w:t>
       </w:r>
       <w:hyperlink r:id="rId9">
         <w:r>

--- a/policies/build/sop_record_masters/ROM/SOP_ROM.3.d_measurable_service_standards.docx
+++ b/policies/build/sop_record_masters/ROM/SOP_ROM.3.d_measurable_service_standards.docx
@@ -14,40 +14,9 @@
     </w:p>
     <w:p>
       <w:r>
-        <w:t>«Hospital Name» — Supports ROM.3.d</w:t>
+        <w:t>«Hospital Name» — SOP-ROM.3.d — Version 1.0</w:t>
       </w:r>
     </w:p>
-    <w:p/>
-    <w:tbl>
-      <w:tblPr>
-        <w:tblStyle w:val="TableGrid"/>
-        <w:tblW w:type="auto" w:w="0"/>
-        <w:tblLook w:firstColumn="1" w:firstRow="1" w:lastColumn="0" w:lastRow="0" w:noHBand="0" w:noVBand="1" w:val="04A0"/>
-      </w:tblPr>
-      <w:tblGrid>
-        <w:gridCol w:w="8640"/>
-      </w:tblGrid>
-      <w:tr>
-        <w:tc>
-          <w:tcPr>
-            <w:tcW w:type="dxa" w:w="8640"/>
-          </w:tcPr>
-          <w:p>
-            <w:r>
-              <w:rPr>
-                <w:b/>
-              </w:rPr>
-              <w:t>Why does this SOP exist? (read this first if you're new)</w:t>
-            </w:r>
-          </w:p>
-          <w:p>
-            <w:r>
-              <w:t>This SOP explains how «Hospital Name» defines and monitors measurable service standards, including what happens when the same standard keeps failing. If you're new to this SOP: a standard only counts once it has a named indicator, a target, a data source and a monitoring frequency, and a standard missed three cycles running goes to the governing body, not a fourth routine CAPA.</w:t>
-            </w:r>
-          </w:p>
-        </w:tc>
-      </w:tr>
-    </w:tbl>
     <w:p/>
     <w:tbl>
       <w:tblPr>
@@ -62,9 +31,6 @@
         <w:gridCol w:w="2160"/>
       </w:tblGrid>
       <w:tr>
-        <w:trPr>
-          <w:cantSplit/>
-        </w:trPr>
         <w:tc>
           <w:tcPr>
             <w:tcW w:type="dxa" w:w="2160"/>
@@ -81,7 +47,7 @@
           </w:tcPr>
           <w:p>
             <w:r>
-              <w:t>«Hospital to define»</w:t>
+              <w:t>SOP-ROM.3.d</w:t>
             </w:r>
           </w:p>
         </w:tc>
@@ -107,9 +73,6 @@
         </w:tc>
       </w:tr>
       <w:tr>
-        <w:trPr>
-          <w:cantSplit/>
-        </w:trPr>
         <w:tc>
           <w:tcPr>
             <w:tcW w:type="dxa" w:w="2160"/>
@@ -151,51 +114,6 @@
           </w:p>
         </w:tc>
       </w:tr>
-      <w:tr>
-        <w:trPr>
-          <w:cantSplit/>
-        </w:trPr>
-        <w:tc>
-          <w:tcPr>
-            <w:tcW w:type="dxa" w:w="2160"/>
-          </w:tcPr>
-          <w:p>
-            <w:r>
-              <w:t>Prepared By</w:t>
-            </w:r>
-          </w:p>
-        </w:tc>
-        <w:tc>
-          <w:tcPr>
-            <w:tcW w:type="dxa" w:w="2160"/>
-          </w:tcPr>
-          <w:p>
-            <w:r>
-              <w:t>Quality Coordinator   Name: ________   Signature: ________</w:t>
-            </w:r>
-          </w:p>
-        </w:tc>
-        <w:tc>
-          <w:tcPr>
-            <w:tcW w:type="dxa" w:w="2160"/>
-          </w:tcPr>
-          <w:p>
-            <w:r>
-              <w:t>Approved By</w:t>
-            </w:r>
-          </w:p>
-        </w:tc>
-        <w:tc>
-          <w:tcPr>
-            <w:tcW w:type="dxa" w:w="2160"/>
-          </w:tcPr>
-          <w:p>
-            <w:r>
-              <w:t>Medical Superintendent   Name: ________   Signature: ________</w:t>
-            </w:r>
-          </w:p>
-        </w:tc>
-      </w:tr>
     </w:tbl>
     <w:p/>
     <w:p>
@@ -206,9 +124,78 @@
         <w:t>1. Purpose</w:t>
       </w:r>
     </w:p>
+    <w:tbl>
+      <w:tblPr>
+        <w:tblStyle w:val="TableGrid"/>
+        <w:tblW w:type="auto" w:w="0"/>
+        <w:tblLook w:firstColumn="1" w:firstRow="1" w:lastColumn="0" w:lastRow="0" w:noHBand="0" w:noVBand="1" w:val="04A0"/>
+      </w:tblPr>
+      <w:tblGrid>
+        <w:gridCol w:w="8640"/>
+      </w:tblGrid>
+      <w:tr>
+        <w:tc>
+          <w:tcPr>
+            <w:tcW w:type="dxa" w:w="8640"/>
+          </w:tcPr>
+          <w:p>
+            <w:r>
+              <w:t>This SOP sets out how «Hospital Name» documents service standards that are genuinely measurable, monitors them, and escalates a standard that keeps missing its target instead of letting routine corrective action repeat itself indefinitely.</w:t>
+            </w:r>
+          </w:p>
+        </w:tc>
+      </w:tr>
+    </w:tbl>
+    <w:p/>
+    <w:tbl>
+      <w:tblPr>
+        <w:tblStyle w:val="TableGrid"/>
+        <w:tblW w:type="auto" w:w="0"/>
+        <w:tblLook w:firstColumn="1" w:firstRow="1" w:lastColumn="0" w:lastRow="0" w:noHBand="0" w:noVBand="1" w:val="04A0"/>
+      </w:tblPr>
+      <w:tblGrid>
+        <w:gridCol w:w="8640"/>
+      </w:tblGrid>
+      <w:tr>
+        <w:tc>
+          <w:tcPr>
+            <w:tcW w:type="dxa" w:w="8640"/>
+          </w:tcPr>
+          <w:p>
+            <w:r>
+              <w:t>A ward's patient-wait-time standard has been missed for three quarters running, with a fresh corrective action each time that never actually fixes it. This SOP is what escalates it to the governing body for a structural review instead of a fourth routine fix that won't work either.</w:t>
+            </w:r>
+          </w:p>
+        </w:tc>
+      </w:tr>
+    </w:tbl>
+    <w:p/>
+    <w:tbl>
+      <w:tblPr>
+        <w:tblStyle w:val="TableGrid"/>
+        <w:tblW w:type="auto" w:w="0"/>
+        <w:tblLook w:firstColumn="1" w:firstRow="1" w:lastColumn="0" w:lastRow="0" w:noHBand="0" w:noVBand="1" w:val="04A0"/>
+      </w:tblPr>
+      <w:tblGrid>
+        <w:gridCol w:w="8640"/>
+      </w:tblGrid>
+      <w:tr>
+        <w:tc>
+          <w:tcPr>
+            <w:tcW w:type="dxa" w:w="8640"/>
+          </w:tcPr>
+          <w:p>
+            <w:r>
+              <w:t>We do this because a standard that can't actually be measured, or that's measured but never acted on, gives patients and staff no real guarantee of anything -- it's just a sentence on a wall. A standard that's genuinely tracked, and genuinely fixed when it fails, is what makes 'good service' more than a slogan.</w:t>
+            </w:r>
+          </w:p>
+        </w:tc>
+      </w:tr>
+    </w:tbl>
+    <w:p/>
     <w:p>
       <w:r>
-        <w:t>This SOP sets out how «Hospital Name» documents service standards that are genuinely measurable, monitors them, and escalates a standard that keeps missing its target instead of letting routine corrective action repeat itself indefinitely.</w:t>
+        <w:t>To define how «Hospital Name» documents service standards that are genuinely measurable, monitors them, and escalates a standard that keeps missing its target instead of letting routine corrective action repeat itself indefinitely.</w:t>
       </w:r>
     </w:p>
     <w:p>
@@ -221,7 +208,18 @@
     </w:p>
     <w:p>
       <w:r>
-        <w:t>This SOP applies to the «Quality Coordinator», the «Medical Superintendent», and every department or service head who owns a service standard.</w:t>
+        <w:rPr>
+          <w:i/>
+        </w:rPr>
+        <w:t xml:space="preserve">Why: </w:t>
+      </w:r>
+      <w:r>
+        <w:t>so every department that owns a service standard knows this is the process that applies to them, and knows exactly when a missed target stops being their problem alone to fix.</w:t>
+      </w:r>
+    </w:p>
+    <w:p>
+      <w:r>
+        <w:t>Applies to the Quality Coordinator, the Medical Superintendent, and every department or service head who owns a service standard.</w:t>
       </w:r>
     </w:p>
     <w:p>
@@ -235,12 +233,23 @@
     <w:p>
       <w:r>
         <w:rPr>
+          <w:i/>
+        </w:rPr>
+        <w:t xml:space="preserve">Why: </w:t>
+      </w:r>
+      <w:r>
+        <w:t>a standard that nobody compiles data for, or that nobody escalates when it keeps failing, just repeats the same miss quarter after quarter with nothing actually changing.</w:t>
+      </w:r>
+    </w:p>
+    <w:p>
+      <w:r>
+        <w:rPr>
           <w:b/>
         </w:rPr>
         <w:t xml:space="preserve">Quality Coordinator: </w:t>
       </w:r>
       <w:r>
-        <w:t>compiles service-standard data quarterly, presents it to the Medical Superintendent, and flags any standard missed for three consecutive cycles.</w:t>
+        <w:t>Compiles service-standard data quarterly, presents it to the Medical Superintendent, and flags any standard missed for three consecutive cycles.</w:t>
       </w:r>
     </w:p>
     <w:p>
@@ -251,7 +260,7 @@
         <w:t xml:space="preserve">Department / Service Heads: </w:t>
       </w:r>
       <w:r>
-        <w:t>define and monitor service standards within their own area.</w:t>
+        <w:t>Define and monitor service standards within their own area.</w:t>
       </w:r>
     </w:p>
     <w:p>
@@ -262,7 +271,7 @@
         <w:t xml:space="preserve">Medical Superintendent: </w:t>
       </w:r>
       <w:r>
-        <w:t>ensures standards that are not met trigger root-cause analysis and corrective action, and escalates a repeatedly-missed standard to the governing body.</w:t>
+        <w:t>Ensures standards that are not met trigger root-cause analysis and corrective action, and escalates a repeatedly-missed standard to the governing body.</w:t>
       </w:r>
     </w:p>
     <w:p>
@@ -270,7 +279,7 @@
         <w:pStyle w:val="Heading1"/>
       </w:pPr>
       <w:r>
-        <w:t>4. Procedure</w:t>
+        <w:t>4. What to do</w:t>
       </w:r>
     </w:p>
     <w:p>
@@ -278,28 +287,28 @@
         <w:pStyle w:val="Heading2"/>
       </w:pPr>
       <w:r>
-        <w:t>4.1 Define a measurable standard</w:t>
+        <w:t>Define a measurable standard</w:t>
       </w:r>
     </w:p>
     <w:p>
       <w:r>
         <w:rPr>
-          <w:b/>
+          <w:i/>
         </w:rPr>
-        <w:t xml:space="preserve">Why this step matters: </w:t>
+        <w:t xml:space="preserve">Why: </w:t>
       </w:r>
       <w:r>
-        <w:t>A standard that just says 'good patient care' can never be checked against anything — it has to name an indicator, a target, where the data comes from, and how often it's checked before it counts as measurable.</w:t>
+        <w:t>A standard that just says 'good patient care' can never be checked against anything -- it has to name an indicator, a target, where the data comes from, and how often it's checked before it counts as measurable.</w:t>
       </w:r>
     </w:p>
     <w:p>
       <w:r>
-        <w:t>1. Each department or service defines its service standards, stating the indicator, the target, the data source, and the monitoring frequency.</w:t>
+        <w:t>Each department or service defines its service standards, stating the indicator, the target, the data source, and the monitoring frequency.</w:t>
       </w:r>
     </w:p>
     <w:p>
       <w:r>
-        <w:t>2. A standard that cannot be measured is replaced with one that can, rather than kept on the books unmeasured. (Record 1)</w:t>
+        <w:t>A standard that cannot be measured is replaced with one that can, rather than kept on the books unmeasured.</w:t>
       </w:r>
     </w:p>
     <w:p>
@@ -307,59 +316,28 @@
         <w:pStyle w:val="Heading2"/>
       </w:pPr>
       <w:r>
-        <w:t>4.2 Monitor and compile quarterly</w:t>
+        <w:t>Monitor and compile quarterly</w:t>
       </w:r>
     </w:p>
     <w:p>
       <w:r>
         <w:rPr>
-          <w:b/>
+          <w:i/>
         </w:rPr>
-        <w:t xml:space="preserve">Why this step matters: </w:t>
+        <w:t xml:space="preserve">Why: </w:t>
       </w:r>
       <w:r>
-        <w:t>A measurable standard that is never actually measured is functionally identical to one that was never defined — monitoring is what makes the definition mean anything.</w:t>
+        <w:t>A measurable standard that is never actually measured is functionally identical to one that was never defined -- monitoring is what makes the definition mean anything.</w:t>
       </w:r>
     </w:p>
     <w:p>
       <w:r>
-        <w:t>1. The Quality Coordinator compiles service-standard data quarterly across all departments and services.</w:t>
+        <w:t>The Quality Coordinator compiles service-standard data quarterly across all departments and services.</w:t>
       </w:r>
     </w:p>
     <w:p>
       <w:r>
-        <w:t>2. The compiled data is presented to the Medical Superintendent. (Record 2)</w:t>
-      </w:r>
-    </w:p>
-    <w:p>
-      <w:r>
-        <w:rPr>
-          <w:b/>
-          <w:i/>
-        </w:rPr>
-        <w:t xml:space="preserve">Technical source(s) for this step: </w:t>
-      </w:r>
-    </w:p>
-    <w:p>
-      <w:pPr>
-        <w:pStyle w:val="ListParagraph"/>
-        <w:spacing w:after="240" w:before="80"/>
-        <w:contextualSpacing w:val="0"/>
-      </w:pPr>
-      <w:r>
-        <w:t xml:space="preserve">• International Organization for Standardization. (2026). </w:t>
-      </w:r>
-      <w:hyperlink r:id="rId10">
-        <w:r>
-          <w:rPr>
-            <w:color w:val="0563C1"/>
-            <w:u w:val="single"/>
-          </w:rPr>
-          <w:t>ISO 9001:2026, Quality management systems — Requirements</w:t>
-        </w:r>
-      </w:hyperlink>
-      <w:r>
-        <w:t>, clause 9.1 (Monitoring, measurement, analysis and evaluation). Referenced as an external benchmark for how measured performance data should be compiled and reviewed; SHCO accreditation does not itself require ISO 9001 certification.</w:t>
+        <w:t>The compiled data is presented to the Medical Superintendent.</w:t>
       </w:r>
     </w:p>
     <w:p>
@@ -367,28 +345,28 @@
         <w:pStyle w:val="Heading2"/>
       </w:pPr>
       <w:r>
-        <w:t>4.3 Act on standards not met</w:t>
+        <w:t>Act on standards not met</w:t>
       </w:r>
     </w:p>
     <w:p>
       <w:r>
         <w:rPr>
-          <w:b/>
+          <w:i/>
         </w:rPr>
-        <w:t xml:space="preserve">Why this step matters: </w:t>
+        <w:t xml:space="preserve">Why: </w:t>
       </w:r>
       <w:r>
-        <w:t>A missed standard with no follow-up just repeats itself quarter after quarter — root-cause analysis is what turns a missed number into an actual fix.</w:t>
+        <w:t>A missed standard with no follow-up just repeats itself quarter after quarter -- root-cause analysis is what turns a missed number into an actual fix.</w:t>
       </w:r>
     </w:p>
     <w:p>
       <w:r>
-        <w:t>1. A standard that is not met triggers root-cause analysis and a corrective action.</w:t>
+        <w:t>A standard that is not met triggers root-cause analysis and a corrective action.</w:t>
       </w:r>
     </w:p>
     <w:p>
       <w:r>
-        <w:t>2. Service standards are reviewed at least annually, or when a service changes. (Record 2)</w:t>
+        <w:t>Service standards are reviewed at least annually, or when a service changes.</w:t>
       </w:r>
     </w:p>
     <w:p>
@@ -396,28 +374,28 @@
         <w:pStyle w:val="Heading2"/>
       </w:pPr>
       <w:r>
-        <w:t>4.4 Escalate a standard missed repeatedly</w:t>
+        <w:t>Escalate a standard missed repeatedly</w:t>
       </w:r>
     </w:p>
     <w:p>
       <w:r>
         <w:rPr>
-          <w:b/>
+          <w:i/>
         </w:rPr>
-        <w:t xml:space="preserve">Why this step matters: </w:t>
+        <w:t xml:space="preserve">Why: </w:t>
       </w:r>
       <w:r>
-        <w:t>A standard that fails quarter after quarter, with a fresh root-cause analysis each time that never actually fixes it, isn't a monitoring problem any more — it's a structural one that routine CAPA at department level isn't equipped to solve.</w:t>
+        <w:t>A standard that fails quarter after quarter, with a fresh root-cause analysis each time that never actually fixes it, isn't a monitoring problem any more -- it's a structural one that routine fixes at department level aren't equipped to solve.</w:t>
       </w:r>
     </w:p>
     <w:p>
       <w:r>
-        <w:t>1. A service standard missed for three consecutive monitoring cycles is escalated by the Quality Coordinator to the Medical Superintendent and the governing body for structural review, rather than a fourth routine CAPA.</w:t>
+        <w:t>A service standard missed for three consecutive monitoring cycles is escalated by the Quality Coordinator to the Medical Superintendent and the governing body for structural review, rather than a fourth routine fix.</w:t>
       </w:r>
     </w:p>
     <w:p>
       <w:r>
-        <w:t>2. The governing body's review considers whether the target itself, the resourcing behind it, or the process it measures needs to change. (Record 3)</w:t>
+        <w:t>The governing body's review considers whether the target itself, the resourcing behind it, or the process it measures needs to change.</w:t>
       </w:r>
     </w:p>
     <w:p>
@@ -438,7 +416,7 @@
         <w:pStyle w:val="Heading1"/>
       </w:pPr>
       <w:r>
-        <w:t>6. Related Documents</w:t>
+        <w:t>6. Related SOPs</w:t>
       </w:r>
     </w:p>
     <w:p>
@@ -446,7 +424,62 @@
         <w:pStyle w:val="ListParagraph"/>
       </w:pPr>
       <w:r>
-        <w:t>Policy on Strategic Plans, Operational Plans, Committees, Service Standards and Staff Rights (ROM.3) — this SOP operationalises step 5.4</w:t>
+        <w:t>Policy on Strategic Plans, Operational Plans, Committees, Service Standards and Staff Rights (ROM.3)</w:t>
+      </w:r>
+    </w:p>
+    <w:p>
+      <w:pPr>
+        <w:pStyle w:val="Heading1"/>
+      </w:pPr>
+      <w:r>
+        <w:t>7. Review</w:t>
+      </w:r>
+    </w:p>
+    <w:p>
+      <w:r>
+        <w:t>This SOP is reviewed at least annually by the Quality Coordinator together with the Medical Superintendent, and sooner if a service standard proves unmeasurable in practice, or is escalated under the repeated-miss step.</w:t>
+      </w:r>
+    </w:p>
+    <w:p>
+      <w:r>
+        <w:br w:type="page"/>
+      </w:r>
+    </w:p>
+    <w:p>
+      <w:pPr>
+        <w:pStyle w:val="Heading1"/>
+      </w:pPr>
+      <w:r>
+        <w:t>Appendix — NABH Standard Cross-Reference and Evidence Basis</w:t>
+      </w:r>
+    </w:p>
+    <w:p>
+      <w:r>
+        <w:t>For the Quality Coordinator and NABH assessment use only. The reasoning and real-world triggers for each requirement are already in the body above -- this appendix adds only what the body deliberately leaves out: the exact objective-element code, how this SOP's scope is kept separate from neighbouring standards, and the verified technical source for anything cited.</w:t>
+      </w:r>
+    </w:p>
+    <w:p>
+      <w:pPr>
+        <w:pStyle w:val="Heading2"/>
+      </w:pPr>
+      <w:r>
+        <w:t>Define a measurable standard — ROM.3.d</w:t>
+      </w:r>
+    </w:p>
+    <w:p>
+      <w:pPr>
+        <w:pStyle w:val="Heading2"/>
+      </w:pPr>
+      <w:r>
+        <w:t>Monitor and compile quarterly — ROM.3.d</w:t>
+      </w:r>
+    </w:p>
+    <w:p>
+      <w:r>
+        <w:rPr>
+          <w:i/>
+        </w:rPr>
+        <w:t>Verified source(s):</w:t>
       </w:r>
     </w:p>
     <w:p>
@@ -454,27 +487,59 @@
         <w:pStyle w:val="ListParagraph"/>
       </w:pPr>
       <w:r>
-        <w:t>Required Records — ROM.3.d (see ROM.3 Records folder)</w:t>
+        <w:t xml:space="preserve">• </w:t>
+      </w:r>
+      <w:r>
+        <w:t xml:space="preserve">International Organization for Standardization. (2026). </w:t>
+      </w:r>
+      <w:hyperlink r:id="rId9">
+        <w:r>
+          <w:rPr>
+            <w:color w:val="0563C1"/>
+            <w:u w:val="single"/>
+          </w:rPr>
+          <w:t>ISO 9001:2026, Quality management systems — Requirements</w:t>
+        </w:r>
+      </w:hyperlink>
+      <w:r>
+        <w:t>, clause 9.1 (Monitoring, measurement, analysis and evaluation). External benchmark for how measured performance data should be compiled and reviewed; SHCO accreditation does not itself require ISO 9001 certification.</w:t>
       </w:r>
     </w:p>
     <w:p>
       <w:pPr>
-        <w:pStyle w:val="Heading1"/>
+        <w:pStyle w:val="Heading2"/>
       </w:pPr>
       <w:r>
-        <w:t>7. Where This SOP's Requirements Come From (Verified Sources)</w:t>
+        <w:t>Act on standards not met — ROM.3.d</w:t>
+      </w:r>
+    </w:p>
+    <w:p>
+      <w:pPr>
+        <w:pStyle w:val="Heading2"/>
+      </w:pPr>
+      <w:r>
+        <w:t>Escalate a standard missed repeatedly — ROM.3.d</w:t>
+      </w:r>
+    </w:p>
+    <w:p>
+      <w:pPr>
+        <w:pStyle w:val="Heading2"/>
+      </w:pPr>
+      <w:r>
+        <w:t>Full reference list</w:t>
       </w:r>
     </w:p>
     <w:p>
       <w:pPr>
         <w:pStyle w:val="ListParagraph"/>
-        <w:spacing w:after="240" w:before="80"/>
-        <w:contextualSpacing w:val="0"/>
       </w:pPr>
       <w:r>
-        <w:t xml:space="preserve">• National Accreditation Board for Hospitals and Healthcare Providers. (2022). Standards for Small Healthcare Organisations (3rd ed.). </w:t>
+        <w:t xml:space="preserve">• </w:t>
       </w:r>
-      <w:hyperlink r:id="rId9">
+      <w:r>
+        <w:t xml:space="preserve">National Accreditation Board for Hospitals and Healthcare Providers. (2022). Standards for Small Healthcare Organisations (3rd ed.). </w:t>
+      </w:r>
+      <w:hyperlink r:id="rId10">
         <w:r>
           <w:rPr>
             <w:color w:val="0563C1"/>
@@ -489,15 +554,25 @@
     </w:p>
     <w:p>
       <w:pPr>
-        <w:pStyle w:val="Heading1"/>
+        <w:pStyle w:val="ListParagraph"/>
       </w:pPr>
       <w:r>
-        <w:t>8. Review</w:t>
+        <w:t xml:space="preserve">• </w:t>
       </w:r>
-    </w:p>
-    <w:p>
       <w:r>
-        <w:t>This SOP is reviewed at least annually by the Quality Coordinator together with the Medical Superintendent, and sooner if a service standard proves unmeasurable in practice, or is escalated under the repeated-miss step.</w:t>
+        <w:t xml:space="preserve">International Organization for Standardization. (2026). </w:t>
+      </w:r>
+      <w:hyperlink r:id="rId9">
+        <w:r>
+          <w:rPr>
+            <w:color w:val="0563C1"/>
+            <w:u w:val="single"/>
+          </w:rPr>
+          <w:t>ISO 9001:2026, Quality management systems — Requirements</w:t>
+        </w:r>
+      </w:hyperlink>
+      <w:r>
+        <w:t>, clause 9.1.</w:t>
       </w:r>
     </w:p>
     <w:sectPr>

--- a/policies/build/sop_record_masters/ROM/SOP_ROM.3.d_measurable_service_standards.docx
+++ b/policies/build/sop_record_masters/ROM/SOP_ROM.3.d_measurable_service_standards.docx
@@ -208,12 +208,6 @@
     </w:p>
     <w:p>
       <w:r>
-        <w:rPr>
-          <w:i/>
-        </w:rPr>
-        <w:t xml:space="preserve">Why: </w:t>
-      </w:r>
-      <w:r>
         <w:t>so every department that owns a service standard knows this is the process that applies to them, and knows exactly when a missed target stops being their problem alone to fix.</w:t>
       </w:r>
     </w:p>
@@ -231,12 +225,6 @@
       </w:r>
     </w:p>
     <w:p>
-      <w:r>
-        <w:rPr>
-          <w:i/>
-        </w:rPr>
-        <w:t xml:space="preserve">Why: </w:t>
-      </w:r>
       <w:r>
         <w:t>a standard that nobody compiles data for, or that nobody escalates when it keeps failing, just repeats the same miss quarter after quarter with nothing actually changing.</w:t>
       </w:r>
@@ -292,12 +280,6 @@
     </w:p>
     <w:p>
       <w:r>
-        <w:rPr>
-          <w:i/>
-        </w:rPr>
-        <w:t xml:space="preserve">Why: </w:t>
-      </w:r>
-      <w:r>
         <w:t>A standard that just says 'good patient care' can never be checked against anything -- it has to name an indicator, a target, where the data comes from, and how often it's checked before it counts as measurable.</w:t>
       </w:r>
     </w:p>
@@ -320,12 +302,6 @@
       </w:r>
     </w:p>
     <w:p>
-      <w:r>
-        <w:rPr>
-          <w:i/>
-        </w:rPr>
-        <w:t xml:space="preserve">Why: </w:t>
-      </w:r>
       <w:r>
         <w:t>A measurable standard that is never actually measured is functionally identical to one that was never defined -- monitoring is what makes the definition mean anything.</w:t>
       </w:r>
@@ -350,12 +326,6 @@
     </w:p>
     <w:p>
       <w:r>
-        <w:rPr>
-          <w:i/>
-        </w:rPr>
-        <w:t xml:space="preserve">Why: </w:t>
-      </w:r>
-      <w:r>
         <w:t>A missed standard with no follow-up just repeats itself quarter after quarter -- root-cause analysis is what turns a missed number into an actual fix.</w:t>
       </w:r>
     </w:p>
@@ -378,12 +348,6 @@
       </w:r>
     </w:p>
     <w:p>
-      <w:r>
-        <w:rPr>
-          <w:i/>
-        </w:rPr>
-        <w:t xml:space="preserve">Why: </w:t>
-      </w:r>
       <w:r>
         <w:t>A standard that fails quarter after quarter, with a fresh root-cause analysis each time that never actually fixes it, isn't a monitoring problem any more -- it's a structural one that routine fixes at department level aren't equipped to solve.</w:t>
       </w:r>

--- a/policies/build/sop_record_masters/ROM/SOP_ROM.3.d_measurable_service_standards.docx
+++ b/policies/build/sop_record_masters/ROM/SOP_ROM.3.d_measurable_service_standards.docx
@@ -285,7 +285,27 @@
     </w:p>
     <w:p>
       <w:r>
-        <w:t>Each department or service defines its service standards, stating the indicator, the target, the data source, and the monitoring frequency.</w:t>
+        <w:t>Each department or service defines its service standards. Each standard states four things:</w:t>
+      </w:r>
+    </w:p>
+    <w:p>
+      <w:r>
+        <w:t>1. The indicator being measured.</w:t>
+      </w:r>
+    </w:p>
+    <w:p>
+      <w:r>
+        <w:t>2. The target.</w:t>
+      </w:r>
+    </w:p>
+    <w:p>
+      <w:r>
+        <w:t>3. The data source.</w:t>
+      </w:r>
+    </w:p>
+    <w:p>
+      <w:r>
+        <w:t>4. How often it is monitored.</w:t>
       </w:r>
     </w:p>
     <w:p>
